--- a/evidence/v2/independent-review/wojciech/WOJCIECH_V2_FINAL_INDEPENDENT_ADVERSARIAL_ASSESSMENT.docx
+++ b/evidence/v2/independent-review/wojciech/WOJCIECH_V2_FINAL_INDEPENDENT_ADVERSARIAL_ASSESSMENT.docx
@@ -295,9 +295,6 @@
         <w:gridCol w:w="4320"/>
       </w:tblGrid>
       <w:tr>
-        <w:trPr>
-          <w:tblHeader w:val="true"/>
-        </w:trPr>
         <w:tc>
           <w:tcPr>
             <w:tcW w:type="dxa" w:w="3312"/>
@@ -966,6 +963,11 @@
       </w:r>
     </w:p>
     <w:p>
+      <w:r>
+        <w:t>Important qualification: Wojciech did not conclude that normal governed V2 runs routinely create illegitimate lineage. He explicitly noted that the governed pipeline performs legitimacy work upstream and may prevent such a boundary from arising through the normal path. The execution-layer discrimination limit therefore should not be read as evidence that ordinary governed V2 runs are defective.</w:t>
+      </w:r>
+    </w:p>
+    <w:p>
       <w:pPr>
         <w:pStyle w:val="Heading2"/>
       </w:pPr>
@@ -1073,9 +1075,6 @@
         <w:gridCol w:w="4032"/>
       </w:tblGrid>
       <w:tr>
-        <w:trPr>
-          <w:tblHeader w:val="true"/>
-        </w:trPr>
         <w:tc>
           <w:tcPr>
             <w:tcW w:type="dxa" w:w="3312"/>
@@ -1346,7 +1345,555 @@
         <w:pStyle w:val="Heading1"/>
       </w:pPr>
       <w:r>
-        <w:t>5. Review stopping condition</w:t>
+        <w:t>5. Attack-to-result reconciliation</w:t>
+      </w:r>
+    </w:p>
+    <w:tbl>
+      <w:tblPr>
+        <w:tblW w:type="auto" w:w="0"/>
+        <w:jc w:val="center"/>
+        <w:tblLayout w:type="fixed"/>
+        <w:tblLook w:firstColumn="1" w:firstRow="1" w:lastColumn="0" w:lastRow="0" w:noHBand="0" w:noVBand="1" w:val="04A0"/>
+      </w:tblPr>
+      <w:tblGrid>
+        <w:gridCol w:w="3672"/>
+        <w:gridCol w:w="2304"/>
+        <w:gridCol w:w="3672"/>
+      </w:tblGrid>
+      <w:tr>
+        <w:tc>
+          <w:tcPr>
+            <w:tcW w:type="dxa" w:w="3312"/>
+            <w:shd w:fill="17365D"/>
+            <w:tcMar>
+              <w:top w:w="100" w:type="dxa"/>
+              <w:start w:w="120" w:type="dxa"/>
+              <w:bottom w:w="100" w:type="dxa"/>
+              <w:end w:w="120" w:type="dxa"/>
+            </w:tcMar>
+          </w:tcPr>
+          <w:p>
+            <w:r>
+              <w:rPr>
+                <w:b/>
+                <w:color w:val="FFFFFF"/>
+              </w:rPr>
+              <w:t>Attack / question</w:t>
+            </w:r>
+          </w:p>
+        </w:tc>
+        <w:tc>
+          <w:tcPr>
+            <w:tcW w:type="dxa" w:w="3312"/>
+            <w:shd w:fill="17365D"/>
+            <w:tcMar>
+              <w:top w:w="100" w:type="dxa"/>
+              <w:start w:w="120" w:type="dxa"/>
+              <w:bottom w:w="100" w:type="dxa"/>
+              <w:end w:w="120" w:type="dxa"/>
+            </w:tcMar>
+          </w:tcPr>
+          <w:p>
+            <w:r>
+              <w:rPr>
+                <w:b/>
+                <w:color w:val="FFFFFF"/>
+              </w:rPr>
+              <w:t>Disposition</w:t>
+            </w:r>
+          </w:p>
+        </w:tc>
+        <w:tc>
+          <w:tcPr>
+            <w:tcW w:type="dxa" w:w="3312"/>
+            <w:shd w:fill="17365D"/>
+            <w:tcMar>
+              <w:top w:w="100" w:type="dxa"/>
+              <w:start w:w="120" w:type="dxa"/>
+              <w:bottom w:w="100" w:type="dxa"/>
+              <w:end w:w="120" w:type="dxa"/>
+            </w:tcMar>
+          </w:tcPr>
+          <w:p>
+            <w:r>
+              <w:rPr>
+                <w:b/>
+                <w:color w:val="FFFFFF"/>
+              </w:rPr>
+              <w:t>Where it ended</w:t>
+            </w:r>
+          </w:p>
+        </w:tc>
+      </w:tr>
+      <w:tr>
+        <w:tc>
+          <w:tcPr>
+            <w:tcW w:type="dxa" w:w="3672"/>
+            <w:tcMar>
+              <w:top w:w="100" w:type="dxa"/>
+              <w:start w:w="120" w:type="dxa"/>
+              <w:bottom w:w="100" w:type="dxa"/>
+              <w:end w:w="120" w:type="dxa"/>
+            </w:tcMar>
+            <w:vAlign w:val="center"/>
+          </w:tcPr>
+          <w:p>
+            <w:r>
+              <w:t>Authority valid when created, then relevant state changes before execution</w:t>
+            </w:r>
+          </w:p>
+        </w:tc>
+        <w:tc>
+          <w:tcPr>
+            <w:tcW w:type="dxa" w:w="2304"/>
+            <w:tcMar>
+              <w:top w:w="100" w:type="dxa"/>
+              <w:start w:w="120" w:type="dxa"/>
+              <w:bottom w:w="100" w:type="dxa"/>
+              <w:end w:w="120" w:type="dxa"/>
+            </w:tcMar>
+            <w:vAlign w:val="center"/>
+          </w:tcPr>
+          <w:p>
+            <w:r>
+              <w:t>CANNOT DISCRIMINATE</w:t>
+            </w:r>
+          </w:p>
+        </w:tc>
+        <w:tc>
+          <w:tcPr>
+            <w:tcW w:type="dxa" w:w="3672"/>
+            <w:tcMar>
+              <w:top w:w="100" w:type="dxa"/>
+              <w:start w:w="120" w:type="dxa"/>
+              <w:bottom w:w="100" w:type="dxa"/>
+              <w:end w:w="120" w:type="dxa"/>
+            </w:tcMar>
+            <w:vAlign w:val="center"/>
+          </w:tcPr>
+          <w:p>
+            <w:r>
+              <w:t>Refined into the temporal-continuity finding: V2 does not represent the t0 -&gt; t1 -&gt; t2 trajectory after boundary creation.</w:t>
+            </w:r>
+          </w:p>
+        </w:tc>
+      </w:tr>
+      <w:tr>
+        <w:tc>
+          <w:tcPr>
+            <w:tcW w:type="dxa" w:w="3672"/>
+            <w:tcMar>
+              <w:top w:w="100" w:type="dxa"/>
+              <w:start w:w="120" w:type="dxa"/>
+              <w:bottom w:w="100" w:type="dxa"/>
+              <w:end w:w="120" w:type="dxa"/>
+            </w:tcMar>
+            <w:vAlign w:val="center"/>
+          </w:tcPr>
+          <w:p>
+            <w:r>
+              <w:t>Different material causes collapse into the same BLOCK</w:t>
+            </w:r>
+          </w:p>
+        </w:tc>
+        <w:tc>
+          <w:tcPr>
+            <w:tcW w:type="dxa" w:w="2304"/>
+            <w:tcMar>
+              <w:top w:w="100" w:type="dxa"/>
+              <w:start w:w="120" w:type="dxa"/>
+              <w:bottom w:w="100" w:type="dxa"/>
+              <w:end w:w="120" w:type="dxa"/>
+            </w:tcMar>
+            <w:vAlign w:val="center"/>
+          </w:tcPr>
+          <w:p>
+            <w:r>
+              <w:t>SURVIVES</w:t>
+            </w:r>
+          </w:p>
+        </w:tc>
+        <w:tc>
+          <w:tcPr>
+            <w:tcW w:type="dxa" w:w="3672"/>
+            <w:tcMar>
+              <w:top w:w="100" w:type="dxa"/>
+              <w:start w:w="120" w:type="dxa"/>
+              <w:bottom w:w="100" w:type="dxa"/>
+              <w:end w:w="120" w:type="dxa"/>
+            </w:tcMar>
+            <w:vAlign w:val="center"/>
+          </w:tcPr>
+          <w:p>
+            <w:r>
+              <w:t>Execution retains distinct BLOCK reasons for technical failure, non-enforceable/missing boundary, scope failure, and condition failure.</w:t>
+            </w:r>
+          </w:p>
+        </w:tc>
+      </w:tr>
+      <w:tr>
+        <w:tc>
+          <w:tcPr>
+            <w:tcW w:type="dxa" w:w="3672"/>
+            <w:tcMar>
+              <w:top w:w="100" w:type="dxa"/>
+              <w:start w:w="120" w:type="dxa"/>
+              <w:bottom w:w="100" w:type="dxa"/>
+              <w:end w:w="120" w:type="dxa"/>
+            </w:tcMar>
+            <w:vAlign w:val="center"/>
+          </w:tcPr>
+          <w:p>
+            <w:r>
+              <w:t>Governance disposition remains unchanged but authority boundary should change</w:t>
+            </w:r>
+          </w:p>
+        </w:tc>
+        <w:tc>
+          <w:tcPr>
+            <w:tcW w:type="dxa" w:w="2304"/>
+            <w:tcMar>
+              <w:top w:w="100" w:type="dxa"/>
+              <w:start w:w="120" w:type="dxa"/>
+              <w:bottom w:w="100" w:type="dxa"/>
+              <w:end w:w="120" w:type="dxa"/>
+            </w:tcMar>
+            <w:vAlign w:val="center"/>
+          </w:tcPr>
+          <w:p>
+            <w:r>
+              <w:t>BOUND INTO LATER FINDINGS</w:t>
+            </w:r>
+          </w:p>
+        </w:tc>
+        <w:tc>
+          <w:tcPr>
+            <w:tcW w:type="dxa" w:w="3672"/>
+            <w:tcMar>
+              <w:top w:w="100" w:type="dxa"/>
+              <w:start w:w="120" w:type="dxa"/>
+              <w:bottom w:w="100" w:type="dxa"/>
+              <w:end w:w="120" w:type="dxa"/>
+            </w:tcMar>
+            <w:vAlign w:val="center"/>
+          </w:tcPr>
+          <w:p>
+            <w:r>
+              <w:t>This attack helped pressure-test whether authority state and boundary content are causally operative; it did not become a separate final defect.</w:t>
+            </w:r>
+          </w:p>
+        </w:tc>
+      </w:tr>
+      <w:tr>
+        <w:tc>
+          <w:tcPr>
+            <w:tcW w:type="dxa" w:w="3672"/>
+            <w:tcMar>
+              <w:top w:w="100" w:type="dxa"/>
+              <w:start w:w="120" w:type="dxa"/>
+              <w:bottom w:w="100" w:type="dxa"/>
+              <w:end w:w="120" w:type="dxa"/>
+            </w:tcMar>
+            <w:vAlign w:val="center"/>
+          </w:tcPr>
+          <w:p>
+            <w:r>
+              <w:t>Boundary remains syntactically valid after the state that justified it expires</w:t>
+            </w:r>
+          </w:p>
+        </w:tc>
+        <w:tc>
+          <w:tcPr>
+            <w:tcW w:type="dxa" w:w="2304"/>
+            <w:tcMar>
+              <w:top w:w="100" w:type="dxa"/>
+              <w:start w:w="120" w:type="dxa"/>
+              <w:bottom w:w="100" w:type="dxa"/>
+              <w:end w:w="120" w:type="dxa"/>
+            </w:tcMar>
+            <w:vAlign w:val="center"/>
+          </w:tcPr>
+          <w:p>
+            <w:r>
+              <w:t>CANNOT DISCRIMINATE</w:t>
+            </w:r>
+          </w:p>
+        </w:tc>
+        <w:tc>
+          <w:tcPr>
+            <w:tcW w:type="dxa" w:w="3672"/>
+            <w:tcMar>
+              <w:top w:w="100" w:type="dxa"/>
+              <w:start w:w="120" w:type="dxa"/>
+              <w:bottom w:w="100" w:type="dxa"/>
+              <w:end w:w="120" w:type="dxa"/>
+            </w:tcMar>
+            <w:vAlign w:val="center"/>
+          </w:tcPr>
+          <w:p>
+            <w:r>
+              <w:t>Collapsed into the temporal-continuity/currentness boundary after boundary creation.</w:t>
+            </w:r>
+          </w:p>
+        </w:tc>
+      </w:tr>
+      <w:tr>
+        <w:tc>
+          <w:tcPr>
+            <w:tcW w:type="dxa" w:w="3672"/>
+            <w:tcMar>
+              <w:top w:w="100" w:type="dxa"/>
+              <w:start w:w="120" w:type="dxa"/>
+              <w:bottom w:w="100" w:type="dxa"/>
+              <w:end w:w="120" w:type="dxa"/>
+            </w:tcMar>
+            <w:vAlign w:val="center"/>
+          </w:tcPr>
+          <w:p>
+            <w:r>
+              <w:t>Same final outcome but only one legitimate authority path</w:t>
+            </w:r>
+          </w:p>
+        </w:tc>
+        <w:tc>
+          <w:tcPr>
+            <w:tcW w:type="dxa" w:w="2304"/>
+            <w:tcMar>
+              <w:top w:w="100" w:type="dxa"/>
+              <w:start w:w="120" w:type="dxa"/>
+              <w:bottom w:w="100" w:type="dxa"/>
+              <w:end w:w="120" w:type="dxa"/>
+            </w:tcMar>
+            <w:vAlign w:val="center"/>
+          </w:tcPr>
+          <w:p>
+            <w:r>
+              <w:t>CANNOT DISCRIMINATE AT EXECUTION</w:t>
+            </w:r>
+          </w:p>
+        </w:tc>
+        <w:tc>
+          <w:tcPr>
+            <w:tcW w:type="dxa" w:w="3672"/>
+            <w:tcMar>
+              <w:top w:w="100" w:type="dxa"/>
+              <w:start w:w="120" w:type="dxa"/>
+              <w:bottom w:w="100" w:type="dxa"/>
+              <w:end w:w="120" w:type="dxa"/>
+            </w:tcMar>
+            <w:vAlign w:val="center"/>
+          </w:tcPr>
+          <w:p>
+            <w:r>
+              <w:t>Refined into recorded lineage versus governing lineage: provenance is preserved but lineage legitimacy is not an independent execution predicate.</w:t>
+            </w:r>
+          </w:p>
+        </w:tc>
+      </w:tr>
+      <w:tr>
+        <w:tc>
+          <w:tcPr>
+            <w:tcW w:type="dxa" w:w="3672"/>
+            <w:tcMar>
+              <w:top w:w="100" w:type="dxa"/>
+              <w:start w:w="120" w:type="dxa"/>
+              <w:bottom w:w="100" w:type="dxa"/>
+              <w:end w:w="120" w:type="dxa"/>
+            </w:tcMar>
+            <w:vAlign w:val="center"/>
+          </w:tcPr>
+          <w:p>
+            <w:r>
+              <w:t>Replay / reuse of prior boundary artifact</w:t>
+            </w:r>
+          </w:p>
+        </w:tc>
+        <w:tc>
+          <w:tcPr>
+            <w:tcW w:type="dxa" w:w="2304"/>
+            <w:tcMar>
+              <w:top w:w="100" w:type="dxa"/>
+              <w:start w:w="120" w:type="dxa"/>
+              <w:bottom w:w="100" w:type="dxa"/>
+              <w:end w:w="120" w:type="dxa"/>
+            </w:tcMar>
+            <w:vAlign w:val="center"/>
+          </w:tcPr>
+          <w:p>
+            <w:r>
+              <w:t>PARTIAL / NOT WHOLLY INDEPENDENT</w:t>
+            </w:r>
+          </w:p>
+        </w:tc>
+        <w:tc>
+          <w:tcPr>
+            <w:tcW w:type="dxa" w:w="3672"/>
+            <w:tcMar>
+              <w:top w:w="100" w:type="dxa"/>
+              <w:start w:w="120" w:type="dxa"/>
+              <w:bottom w:w="100" w:type="dxa"/>
+              <w:end w:w="120" w:type="dxa"/>
+            </w:tcMar>
+            <w:vAlign w:val="center"/>
+          </w:tcPr>
+          <w:p>
+            <w:r>
+              <w:t>Official ReplayEngine regenerates the governed chain; the boundary artifact itself is not independently bound to its originating run or authority epoch.</w:t>
+            </w:r>
+          </w:p>
+        </w:tc>
+      </w:tr>
+      <w:tr>
+        <w:tc>
+          <w:tcPr>
+            <w:tcW w:type="dxa" w:w="3672"/>
+            <w:tcMar>
+              <w:top w:w="100" w:type="dxa"/>
+              <w:start w:w="120" w:type="dxa"/>
+              <w:bottom w:w="100" w:type="dxa"/>
+              <w:end w:w="120" w:type="dxa"/>
+            </w:tcMar>
+            <w:vAlign w:val="center"/>
+          </w:tcPr>
+          <w:p>
+            <w:r>
+              <w:t>Policy/scenario drift without boundary reconstruction</w:t>
+            </w:r>
+          </w:p>
+        </w:tc>
+        <w:tc>
+          <w:tcPr>
+            <w:tcW w:type="dxa" w:w="2304"/>
+            <w:tcMar>
+              <w:top w:w="100" w:type="dxa"/>
+              <w:start w:w="120" w:type="dxa"/>
+              <w:bottom w:w="100" w:type="dxa"/>
+              <w:end w:w="120" w:type="dxa"/>
+            </w:tcMar>
+            <w:vAlign w:val="center"/>
+          </w:tcPr>
+          <w:p>
+            <w:r>
+              <w:t>NOT INDEPENDENT</w:t>
+            </w:r>
+          </w:p>
+        </w:tc>
+        <w:tc>
+          <w:tcPr>
+            <w:tcW w:type="dxa" w:w="3672"/>
+            <w:tcMar>
+              <w:top w:w="100" w:type="dxa"/>
+              <w:start w:w="120" w:type="dxa"/>
+              <w:bottom w:w="100" w:type="dxa"/>
+              <w:end w:w="120" w:type="dxa"/>
+            </w:tcMar>
+            <w:vAlign w:val="center"/>
+          </w:tcPr>
+          <w:p>
+            <w:r>
+              <w:t>Subsumed by governing provenance because scenarioVersion and policyVersion are recorded but not consumed as execution predicates.</w:t>
+            </w:r>
+          </w:p>
+        </w:tc>
+      </w:tr>
+      <w:tr>
+        <w:tc>
+          <w:tcPr>
+            <w:tcW w:type="dxa" w:w="3672"/>
+            <w:tcMar>
+              <w:top w:w="100" w:type="dxa"/>
+              <w:start w:w="120" w:type="dxa"/>
+              <w:bottom w:w="100" w:type="dxa"/>
+              <w:end w:w="120" w:type="dxa"/>
+            </w:tcMar>
+            <w:vAlign w:val="center"/>
+          </w:tcPr>
+          <w:p>
+            <w:r>
+              <w:t>Same executable shape but different semantic authorized decision object</w:t>
+            </w:r>
+          </w:p>
+        </w:tc>
+        <w:tc>
+          <w:tcPr>
+            <w:tcW w:type="dxa" w:w="2304"/>
+            <w:tcMar>
+              <w:top w:w="100" w:type="dxa"/>
+              <w:start w:w="120" w:type="dxa"/>
+              <w:bottom w:w="100" w:type="dxa"/>
+              <w:end w:w="120" w:type="dxa"/>
+            </w:tcMar>
+            <w:vAlign w:val="center"/>
+          </w:tcPr>
+          <w:p>
+            <w:r>
+              <w:t>REPRESENTATION BOUNDARY</w:t>
+            </w:r>
+          </w:p>
+        </w:tc>
+        <w:tc>
+          <w:tcPr>
+            <w:tcW w:type="dxa" w:w="3672"/>
+            <w:tcMar>
+              <w:top w:w="100" w:type="dxa"/>
+              <w:start w:w="120" w:type="dxa"/>
+              <w:bottom w:w="100" w:type="dxa"/>
+              <w:end w:w="120" w:type="dxa"/>
+            </w:tcMar>
+            <w:vAlign w:val="center"/>
+          </w:tcPr>
+          <w:p>
+            <w:r>
+              <w:t>V2 has no separate execution-level semantic identity variable beyond action type, scope, and enforceable conditions.</w:t>
+            </w:r>
+          </w:p>
+        </w:tc>
+      </w:tr>
+    </w:tbl>
+    <w:p>
+      <w:pPr>
+        <w:pStyle w:val="Heading1"/>
+      </w:pPr>
+      <w:r>
+        <w:t>6. Explicitly parked upstream questions - not frozen V2 findings</w:t>
+      </w:r>
+    </w:p>
+    <w:p>
+      <w:r>
+        <w:t>The raw review exchange exposed additional upstream questions that were consciously parked so they would not be used to rescue V2. They are preserved here as research context, not as V2 findings or as an approved future architecture.</w:t>
+      </w:r>
+    </w:p>
+    <w:p>
+      <w:r>
+        <w:t>Authority-to-authorize / actor standing: whether the actor creating renewed authority has standing to create that authority at all. Wojciech identified this as an upstream question and both parties agreed to keep it outside the V2 attack.</w:t>
+      </w:r>
+    </w:p>
+    <w:p>
+      <w:r>
+        <w:t>Termination of authority validation: if authority legitimacy is recursively checked, where does the system legitimately stop asking who authorized the authorizer?</w:t>
+      </w:r>
+    </w:p>
+    <w:p>
+      <w:r>
+        <w:t>Trust-anchor hypothesis: a configured organizational authority root was discussed as a possible way to terminate recursion, but it was explicitly parked and not established as the correct architecture.</w:t>
+      </w:r>
+    </w:p>
+    <w:p>
+      <w:r>
+        <w:t>Authority continuity and termination: some downstream authority may survive changes in upstream officeholders or institutions, while other authority may terminate when the appointment or governing context ends. These continuity questions were recognized but deliberately kept outside V2.</w:t>
+      </w:r>
+    </w:p>
+    <w:p>
+      <w:r>
+        <w:t>These parked questions explain why the review did not treat the lineage finding as a mandate to add trust roots, delegation chains, or continuity rules to V2.</w:t>
+      </w:r>
+    </w:p>
+    <w:p>
+      <w:pPr>
+        <w:pStyle w:val="Heading1"/>
+      </w:pPr>
+      <w:r>
+        <w:t>7. Review stopping condition</w:t>
       </w:r>
     </w:p>
     <w:p>
@@ -1369,7 +1916,7 @@
         <w:pStyle w:val="Heading1"/>
       </w:pPr>
       <w:r>
-        <w:t>6. What this assessment does not authorize</w:t>
+        <w:t>8. What this assessment does not authorize</w:t>
       </w:r>
     </w:p>
     <w:p>
@@ -1425,7 +1972,7 @@
         <w:pStyle w:val="Heading1"/>
       </w:pPr>
       <w:r>
-        <w:t>7. Frozen conclusion</w:t>
+        <w:t>9. Frozen conclusion</w:t>
       </w:r>
     </w:p>
     <w:p>
